--- a/Matematica aplicada a la Criptografia/Examenes/Examen Mate Cripto 250825.docx
+++ b/Matematica aplicada a la Criptografia/Examenes/Examen Mate Cripto 250825.docx
@@ -1,6 +1,6 @@
 
 <file path=word/document.xml><?xml version="1.0" encoding="utf-8"?>
-<w:document xmlns:wpc="http://schemas.microsoft.com/office/word/2010/wordprocessingCanvas" xmlns:cx="http://schemas.microsoft.com/office/drawing/2014/chartex" xmlns:mc="http://schemas.openxmlformats.org/markup-compatibility/2006" xmlns:o="urn:schemas-microsoft-com:office:office" xmlns:r="http://schemas.openxmlformats.org/officeDocument/2006/relationships" xmlns:m="http://schemas.openxmlformats.org/officeDocument/2006/math" xmlns:v="urn:schemas-microsoft-com:vml" xmlns:wp14="http://schemas.microsoft.com/office/word/2010/wordprocessingDrawing" xmlns:wp="http://schemas.openxmlformats.org/drawingml/2006/wordprocessingDrawing" xmlns:w10="urn:schemas-microsoft-com:office:word" xmlns:w="http://schemas.openxmlformats.org/wordprocessingml/2006/main" xmlns:w14="http://schemas.microsoft.com/office/word/2010/wordml" xmlns:w15="http://schemas.microsoft.com/office/word/2012/wordml" xmlns:w16se="http://schemas.microsoft.com/office/word/2015/wordml/symex" xmlns:wpg="http://schemas.microsoft.com/office/word/2010/wordprocessingGroup" xmlns:wpi="http://schemas.microsoft.com/office/word/2010/wordprocessingInk" xmlns:wne="http://schemas.microsoft.com/office/word/2006/wordml" xmlns:wps="http://schemas.microsoft.com/office/word/2010/wordprocessingShape" mc:Ignorable="w14 w15 w16se wp14">
+<w:document xmlns:wpc="http://schemas.microsoft.com/office/word/2010/wordprocessingCanvas" xmlns:cx="http://schemas.microsoft.com/office/drawing/2014/chartex" xmlns:cx1="http://schemas.microsoft.com/office/drawing/2015/9/8/chartex" xmlns:cx2="http://schemas.microsoft.com/office/drawing/2015/10/21/chartex" xmlns:cx3="http://schemas.microsoft.com/office/drawing/2016/5/9/chartex" xmlns:cx4="http://schemas.microsoft.com/office/drawing/2016/5/10/chartex" xmlns:cx5="http://schemas.microsoft.com/office/drawing/2016/5/11/chartex" xmlns:cx6="http://schemas.microsoft.com/office/drawing/2016/5/12/chartex" xmlns:cx7="http://schemas.microsoft.com/office/drawing/2016/5/13/chartex" xmlns:cx8="http://schemas.microsoft.com/office/drawing/2016/5/14/chartex" xmlns:mc="http://schemas.openxmlformats.org/markup-compatibility/2006" xmlns:aink="http://schemas.microsoft.com/office/drawing/2016/ink" xmlns:am3d="http://schemas.microsoft.com/office/drawing/2017/model3d" xmlns:o="urn:schemas-microsoft-com:office:office" xmlns:oel="http://schemas.microsoft.com/office/2019/extlst" xmlns:r="http://schemas.openxmlformats.org/officeDocument/2006/relationships" xmlns:m="http://schemas.openxmlformats.org/officeDocument/2006/math" xmlns:v="urn:schemas-microsoft-com:vml" xmlns:wp14="http://schemas.microsoft.com/office/word/2010/wordprocessingDrawing" xmlns:wp="http://schemas.openxmlformats.org/drawingml/2006/wordprocessingDrawing" xmlns:w10="urn:schemas-microsoft-com:office:word" xmlns:w="http://schemas.openxmlformats.org/wordprocessingml/2006/main" xmlns:w14="http://schemas.microsoft.com/office/word/2010/wordml" xmlns:w15="http://schemas.microsoft.com/office/word/2012/wordml" xmlns:w16cex="http://schemas.microsoft.com/office/word/2018/wordml/cex" xmlns:w16cid="http://schemas.microsoft.com/office/word/2016/wordml/cid" xmlns:w16="http://schemas.microsoft.com/office/word/2018/wordml" xmlns:w16du="http://schemas.microsoft.com/office/word/2023/wordml/word16du" xmlns:w16sdtdh="http://schemas.microsoft.com/office/word/2020/wordml/sdtdatahash" xmlns:w16sdtfl="http://schemas.microsoft.com/office/word/2024/wordml/sdtformatlock" xmlns:w16se="http://schemas.microsoft.com/office/word/2015/wordml/symex" xmlns:wpg="http://schemas.microsoft.com/office/word/2010/wordprocessingGroup" xmlns:wpi="http://schemas.microsoft.com/office/word/2010/wordprocessingInk" xmlns:wne="http://schemas.microsoft.com/office/word/2006/wordml" xmlns:wps="http://schemas.microsoft.com/office/word/2010/wordprocessingShape" mc:Ignorable="w14 w15 w16se w16cid w16 w16cex w16sdtdh w16sdtfl w16du wp14">
   <w:body>
     <w:p>
       <w:pPr>
@@ -240,7 +240,7 @@
     </w:p>
     <w:tbl>
       <w:tblPr>
-        <w:tblStyle w:val="Tablaconcuadrcula"/>
+        <w:tblStyle w:val="TableGrid"/>
         <w:tblW w:w="0" w:type="auto"/>
         <w:tblLook w:val="04A0" w:firstRow="1" w:lastRow="0" w:firstColumn="1" w:lastColumn="0" w:noHBand="0" w:noVBand="1"/>
       </w:tblPr>
@@ -657,25 +657,7 @@
           <w:sz w:val="24"/>
           <w:szCs w:val="24"/>
         </w:rPr>
-        <w:t xml:space="preserve"> tiene clave </w:t>
-      </w:r>
-      <w:proofErr w:type="spellStart"/>
-      <w:r>
-        <w:rPr>
-          <w:rFonts w:ascii="Arial" w:hAnsi="Arial" w:cs="Arial"/>
-          <w:sz w:val="24"/>
-          <w:szCs w:val="24"/>
-        </w:rPr>
-        <w:t>publica</w:t>
-      </w:r>
-      <w:proofErr w:type="spellEnd"/>
-      <w:r>
-        <w:rPr>
-          <w:rFonts w:ascii="Arial" w:hAnsi="Arial" w:cs="Arial"/>
-          <w:sz w:val="24"/>
-          <w:szCs w:val="24"/>
-        </w:rPr>
-        <w:t xml:space="preserve"> (</w:t>
+        <w:t xml:space="preserve"> tiene clave publica (</w:t>
       </w:r>
       <w:proofErr w:type="spellStart"/>
       <w:proofErr w:type="gramStart"/>
@@ -698,13 +680,23 @@
         <w:t>) y clave privada (</w:t>
       </w:r>
       <w:proofErr w:type="spellStart"/>
-      <w:r>
-        <w:rPr>
-          <w:rFonts w:ascii="Arial" w:hAnsi="Arial" w:cs="Arial"/>
-          <w:sz w:val="24"/>
-          <w:szCs w:val="24"/>
-        </w:rPr>
-        <w:t>p,q,d</w:t>
+      <w:proofErr w:type="gramStart"/>
+      <w:r>
+        <w:rPr>
+          <w:rFonts w:ascii="Arial" w:hAnsi="Arial" w:cs="Arial"/>
+          <w:sz w:val="24"/>
+          <w:szCs w:val="24"/>
+        </w:rPr>
+        <w:t>p,q</w:t>
+      </w:r>
+      <w:proofErr w:type="gramEnd"/>
+      <w:r>
+        <w:rPr>
+          <w:rFonts w:ascii="Arial" w:hAnsi="Arial" w:cs="Arial"/>
+          <w:sz w:val="24"/>
+          <w:szCs w:val="24"/>
+        </w:rPr>
+        <w:t>,d</w:t>
       </w:r>
       <w:proofErr w:type="spellEnd"/>
       <w:r>
@@ -739,8 +731,6 @@
         </w:rPr>
         <w:t>m</w:t>
       </w:r>
-      <w:bookmarkStart w:id="0" w:name="_GoBack"/>
-      <w:bookmarkEnd w:id="0"/>
       <w:r>
         <w:rPr>
           <w:rFonts w:ascii="Arial" w:hAnsi="Arial" w:cs="Arial"/>
@@ -773,7 +763,7 @@
           <w:sz w:val="24"/>
           <w:szCs w:val="24"/>
         </w:rPr>
-        <w:t xml:space="preserve">) Dada una Ecuación </w:t>
+        <w:t xml:space="preserve">) Dada una Ecuación Diofántica Lineal, </w:t>
       </w:r>
       <w:proofErr w:type="spellStart"/>
       <w:r>
@@ -782,7 +772,7 @@
           <w:sz w:val="24"/>
           <w:szCs w:val="24"/>
         </w:rPr>
-        <w:t>Diofántica</w:t>
+        <w:t>aX</w:t>
       </w:r>
       <w:proofErr w:type="spellEnd"/>
       <w:r>
@@ -791,7 +781,7 @@
           <w:sz w:val="24"/>
           <w:szCs w:val="24"/>
         </w:rPr>
-        <w:t xml:space="preserve"> Lineal, </w:t>
+        <w:t xml:space="preserve"> + </w:t>
       </w:r>
       <w:proofErr w:type="spellStart"/>
       <w:r>
@@ -800,7 +790,7 @@
           <w:sz w:val="24"/>
           <w:szCs w:val="24"/>
         </w:rPr>
-        <w:t>aX</w:t>
+        <w:t>bY</w:t>
       </w:r>
       <w:proofErr w:type="spellEnd"/>
       <w:r>
@@ -809,30 +799,12 @@
           <w:sz w:val="24"/>
           <w:szCs w:val="24"/>
         </w:rPr>
-        <w:t xml:space="preserve"> + </w:t>
-      </w:r>
-      <w:proofErr w:type="spellStart"/>
-      <w:r>
-        <w:rPr>
-          <w:rFonts w:ascii="Arial" w:hAnsi="Arial" w:cs="Arial"/>
-          <w:sz w:val="24"/>
-          <w:szCs w:val="24"/>
-        </w:rPr>
-        <w:t>bY</w:t>
-      </w:r>
-      <w:proofErr w:type="spellEnd"/>
-      <w:r>
-        <w:rPr>
-          <w:rFonts w:ascii="Arial" w:hAnsi="Arial" w:cs="Arial"/>
-          <w:sz w:val="24"/>
-          <w:szCs w:val="24"/>
-        </w:rPr>
         <w:t xml:space="preserve"> = c, decir cuál es la opción correcta</w:t>
       </w:r>
     </w:p>
     <w:p>
       <w:pPr>
-        <w:pStyle w:val="Prrafodelista"/>
+        <w:pStyle w:val="ListParagraph"/>
         <w:numPr>
           <w:ilvl w:val="0"/>
           <w:numId w:val="9"/>
@@ -855,7 +827,7 @@
     </w:p>
     <w:p>
       <w:pPr>
-        <w:pStyle w:val="Prrafodelista"/>
+        <w:pStyle w:val="ListParagraph"/>
         <w:numPr>
           <w:ilvl w:val="0"/>
           <w:numId w:val="9"/>
@@ -894,7 +866,7 @@
     </w:p>
     <w:p>
       <w:pPr>
-        <w:pStyle w:val="Prrafodelista"/>
+        <w:pStyle w:val="ListParagraph"/>
         <w:numPr>
           <w:ilvl w:val="0"/>
           <w:numId w:val="9"/>
@@ -982,18 +954,8 @@
           <w:sz w:val="24"/>
           <w:szCs w:val="24"/>
         </w:rPr>
-        <w:t xml:space="preserve">) Explicar para qué sirve el Algoritmo </w:t>
-      </w:r>
-      <w:proofErr w:type="spellStart"/>
-      <w:r>
-        <w:rPr>
-          <w:rFonts w:ascii="Arial" w:hAnsi="Arial" w:cs="Arial"/>
-          <w:sz w:val="24"/>
-          <w:szCs w:val="24"/>
-        </w:rPr>
-        <w:t>Diffie-Hellman</w:t>
-      </w:r>
-      <w:proofErr w:type="spellEnd"/>
+        <w:t>) Explicar para qué sirve el Algoritmo Diffie-Hellman</w:t>
+      </w:r>
     </w:p>
     <w:p>
       <w:pPr>
@@ -1046,25 +1008,7 @@
           <w:sz w:val="24"/>
           <w:szCs w:val="24"/>
         </w:rPr>
-        <w:t xml:space="preserve">4.- Dadas las siguientes ecuaciones </w:t>
-      </w:r>
-      <w:proofErr w:type="spellStart"/>
-      <w:r>
-        <w:rPr>
-          <w:rFonts w:ascii="Arial" w:hAnsi="Arial" w:cs="Arial"/>
-          <w:sz w:val="24"/>
-          <w:szCs w:val="24"/>
-        </w:rPr>
-        <w:t>diofánticas</w:t>
-      </w:r>
-      <w:proofErr w:type="spellEnd"/>
-      <w:r>
-        <w:rPr>
-          <w:rFonts w:ascii="Arial" w:hAnsi="Arial" w:cs="Arial"/>
-          <w:sz w:val="24"/>
-          <w:szCs w:val="24"/>
-        </w:rPr>
-        <w:t xml:space="preserve"> lineales. En cada una decidir si tiene solución, en</w:t>
+        <w:t>4.- Dadas las siguientes ecuaciones diofánticas lineales. En cada una decidir si tiene solución, en</w:t>
       </w:r>
     </w:p>
     <w:p>
@@ -1264,7 +1208,7 @@
 </file>
 
 <file path=word/endnotes.xml><?xml version="1.0" encoding="utf-8"?>
-<w:endnotes xmlns:wpc="http://schemas.microsoft.com/office/word/2010/wordprocessingCanvas" xmlns:cx="http://schemas.microsoft.com/office/drawing/2014/chartex" xmlns:mc="http://schemas.openxmlformats.org/markup-compatibility/2006" xmlns:o="urn:schemas-microsoft-com:office:office" xmlns:r="http://schemas.openxmlformats.org/officeDocument/2006/relationships" xmlns:m="http://schemas.openxmlformats.org/officeDocument/2006/math" xmlns:v="urn:schemas-microsoft-com:vml" xmlns:wp14="http://schemas.microsoft.com/office/word/2010/wordprocessingDrawing" xmlns:wp="http://schemas.openxmlformats.org/drawingml/2006/wordprocessingDrawing" xmlns:w10="urn:schemas-microsoft-com:office:word" xmlns:w="http://schemas.openxmlformats.org/wordprocessingml/2006/main" xmlns:w14="http://schemas.microsoft.com/office/word/2010/wordml" xmlns:w15="http://schemas.microsoft.com/office/word/2012/wordml" xmlns:w16se="http://schemas.microsoft.com/office/word/2015/wordml/symex" xmlns:wpg="http://schemas.microsoft.com/office/word/2010/wordprocessingGroup" xmlns:wpi="http://schemas.microsoft.com/office/word/2010/wordprocessingInk" xmlns:wne="http://schemas.microsoft.com/office/word/2006/wordml" xmlns:wps="http://schemas.microsoft.com/office/word/2010/wordprocessingShape" mc:Ignorable="w14 w15 w16se wp14">
+<w:endnotes xmlns:wpc="http://schemas.microsoft.com/office/word/2010/wordprocessingCanvas" xmlns:cx="http://schemas.microsoft.com/office/drawing/2014/chartex" xmlns:cx1="http://schemas.microsoft.com/office/drawing/2015/9/8/chartex" xmlns:cx2="http://schemas.microsoft.com/office/drawing/2015/10/21/chartex" xmlns:cx3="http://schemas.microsoft.com/office/drawing/2016/5/9/chartex" xmlns:cx4="http://schemas.microsoft.com/office/drawing/2016/5/10/chartex" xmlns:cx5="http://schemas.microsoft.com/office/drawing/2016/5/11/chartex" xmlns:cx6="http://schemas.microsoft.com/office/drawing/2016/5/12/chartex" xmlns:cx7="http://schemas.microsoft.com/office/drawing/2016/5/13/chartex" xmlns:cx8="http://schemas.microsoft.com/office/drawing/2016/5/14/chartex" xmlns:mc="http://schemas.openxmlformats.org/markup-compatibility/2006" xmlns:aink="http://schemas.microsoft.com/office/drawing/2016/ink" xmlns:am3d="http://schemas.microsoft.com/office/drawing/2017/model3d" xmlns:o="urn:schemas-microsoft-com:office:office" xmlns:oel="http://schemas.microsoft.com/office/2019/extlst" xmlns:r="http://schemas.openxmlformats.org/officeDocument/2006/relationships" xmlns:m="http://schemas.openxmlformats.org/officeDocument/2006/math" xmlns:v="urn:schemas-microsoft-com:vml" xmlns:wp14="http://schemas.microsoft.com/office/word/2010/wordprocessingDrawing" xmlns:wp="http://schemas.openxmlformats.org/drawingml/2006/wordprocessingDrawing" xmlns:w10="urn:schemas-microsoft-com:office:word" xmlns:w="http://schemas.openxmlformats.org/wordprocessingml/2006/main" xmlns:w14="http://schemas.microsoft.com/office/word/2010/wordml" xmlns:w15="http://schemas.microsoft.com/office/word/2012/wordml" xmlns:w16cex="http://schemas.microsoft.com/office/word/2018/wordml/cex" xmlns:w16cid="http://schemas.microsoft.com/office/word/2016/wordml/cid" xmlns:w16="http://schemas.microsoft.com/office/word/2018/wordml" xmlns:w16du="http://schemas.microsoft.com/office/word/2023/wordml/word16du" xmlns:w16sdtdh="http://schemas.microsoft.com/office/word/2020/wordml/sdtdatahash" xmlns:w16sdtfl="http://schemas.microsoft.com/office/word/2024/wordml/sdtformatlock" xmlns:w16se="http://schemas.microsoft.com/office/word/2015/wordml/symex" xmlns:wpg="http://schemas.microsoft.com/office/word/2010/wordprocessingGroup" xmlns:wpi="http://schemas.microsoft.com/office/word/2010/wordprocessingInk" xmlns:wne="http://schemas.microsoft.com/office/word/2006/wordml" xmlns:wps="http://schemas.microsoft.com/office/word/2010/wordprocessingShape" mc:Ignorable="w14 w15 w16se w16cid w16 w16cex w16sdtdh w16sdtfl w16du wp14">
   <w:endnote w:type="separator" w:id="-1">
     <w:p>
       <w:pPr>
@@ -1289,37 +1233,37 @@
 </file>
 
 <file path=word/footer1.xml><?xml version="1.0" encoding="utf-8"?>
-<w:ftr xmlns:wpc="http://schemas.microsoft.com/office/word/2010/wordprocessingCanvas" xmlns:cx="http://schemas.microsoft.com/office/drawing/2014/chartex" xmlns:mc="http://schemas.openxmlformats.org/markup-compatibility/2006" xmlns:o="urn:schemas-microsoft-com:office:office" xmlns:r="http://schemas.openxmlformats.org/officeDocument/2006/relationships" xmlns:m="http://schemas.openxmlformats.org/officeDocument/2006/math" xmlns:v="urn:schemas-microsoft-com:vml" xmlns:wp14="http://schemas.microsoft.com/office/word/2010/wordprocessingDrawing" xmlns:wp="http://schemas.openxmlformats.org/drawingml/2006/wordprocessingDrawing" xmlns:w10="urn:schemas-microsoft-com:office:word" xmlns:w="http://schemas.openxmlformats.org/wordprocessingml/2006/main" xmlns:w14="http://schemas.microsoft.com/office/word/2010/wordml" xmlns:w15="http://schemas.microsoft.com/office/word/2012/wordml" xmlns:w16se="http://schemas.microsoft.com/office/word/2015/wordml/symex" xmlns:wpg="http://schemas.microsoft.com/office/word/2010/wordprocessingGroup" xmlns:wpi="http://schemas.microsoft.com/office/word/2010/wordprocessingInk" xmlns:wne="http://schemas.microsoft.com/office/word/2006/wordml" xmlns:wps="http://schemas.microsoft.com/office/word/2010/wordprocessingShape" mc:Ignorable="w14 w15 w16se wp14">
+<w:ftr xmlns:wpc="http://schemas.microsoft.com/office/word/2010/wordprocessingCanvas" xmlns:cx="http://schemas.microsoft.com/office/drawing/2014/chartex" xmlns:cx1="http://schemas.microsoft.com/office/drawing/2015/9/8/chartex" xmlns:cx2="http://schemas.microsoft.com/office/drawing/2015/10/21/chartex" xmlns:cx3="http://schemas.microsoft.com/office/drawing/2016/5/9/chartex" xmlns:cx4="http://schemas.microsoft.com/office/drawing/2016/5/10/chartex" xmlns:cx5="http://schemas.microsoft.com/office/drawing/2016/5/11/chartex" xmlns:cx6="http://schemas.microsoft.com/office/drawing/2016/5/12/chartex" xmlns:cx7="http://schemas.microsoft.com/office/drawing/2016/5/13/chartex" xmlns:cx8="http://schemas.microsoft.com/office/drawing/2016/5/14/chartex" xmlns:mc="http://schemas.openxmlformats.org/markup-compatibility/2006" xmlns:aink="http://schemas.microsoft.com/office/drawing/2016/ink" xmlns:am3d="http://schemas.microsoft.com/office/drawing/2017/model3d" xmlns:o="urn:schemas-microsoft-com:office:office" xmlns:oel="http://schemas.microsoft.com/office/2019/extlst" xmlns:r="http://schemas.openxmlformats.org/officeDocument/2006/relationships" xmlns:m="http://schemas.openxmlformats.org/officeDocument/2006/math" xmlns:v="urn:schemas-microsoft-com:vml" xmlns:wp14="http://schemas.microsoft.com/office/word/2010/wordprocessingDrawing" xmlns:wp="http://schemas.openxmlformats.org/drawingml/2006/wordprocessingDrawing" xmlns:w10="urn:schemas-microsoft-com:office:word" xmlns:w="http://schemas.openxmlformats.org/wordprocessingml/2006/main" xmlns:w14="http://schemas.microsoft.com/office/word/2010/wordml" xmlns:w15="http://schemas.microsoft.com/office/word/2012/wordml" xmlns:w16cex="http://schemas.microsoft.com/office/word/2018/wordml/cex" xmlns:w16cid="http://schemas.microsoft.com/office/word/2016/wordml/cid" xmlns:w16="http://schemas.microsoft.com/office/word/2018/wordml" xmlns:w16du="http://schemas.microsoft.com/office/word/2023/wordml/word16du" xmlns:w16sdtdh="http://schemas.microsoft.com/office/word/2020/wordml/sdtdatahash" xmlns:w16sdtfl="http://schemas.microsoft.com/office/word/2024/wordml/sdtformatlock" xmlns:w16se="http://schemas.microsoft.com/office/word/2015/wordml/symex" xmlns:wpg="http://schemas.microsoft.com/office/word/2010/wordprocessingGroup" xmlns:wpi="http://schemas.microsoft.com/office/word/2010/wordprocessingInk" xmlns:wne="http://schemas.microsoft.com/office/word/2006/wordml" xmlns:wps="http://schemas.microsoft.com/office/word/2010/wordprocessingShape" mc:Ignorable="w14 w15 w16se w16cid w16 w16cex w16sdtdh w16sdtfl w16du wp14">
   <w:p>
     <w:pPr>
-      <w:pStyle w:val="Piedepgina"/>
+      <w:pStyle w:val="Footer"/>
     </w:pPr>
   </w:p>
 </w:ftr>
 </file>
 
 <file path=word/footer2.xml><?xml version="1.0" encoding="utf-8"?>
-<w:ftr xmlns:wpc="http://schemas.microsoft.com/office/word/2010/wordprocessingCanvas" xmlns:cx="http://schemas.microsoft.com/office/drawing/2014/chartex" xmlns:mc="http://schemas.openxmlformats.org/markup-compatibility/2006" xmlns:o="urn:schemas-microsoft-com:office:office" xmlns:r="http://schemas.openxmlformats.org/officeDocument/2006/relationships" xmlns:m="http://schemas.openxmlformats.org/officeDocument/2006/math" xmlns:v="urn:schemas-microsoft-com:vml" xmlns:wp14="http://schemas.microsoft.com/office/word/2010/wordprocessingDrawing" xmlns:wp="http://schemas.openxmlformats.org/drawingml/2006/wordprocessingDrawing" xmlns:w10="urn:schemas-microsoft-com:office:word" xmlns:w="http://schemas.openxmlformats.org/wordprocessingml/2006/main" xmlns:w14="http://schemas.microsoft.com/office/word/2010/wordml" xmlns:w15="http://schemas.microsoft.com/office/word/2012/wordml" xmlns:w16se="http://schemas.microsoft.com/office/word/2015/wordml/symex" xmlns:wpg="http://schemas.microsoft.com/office/word/2010/wordprocessingGroup" xmlns:wpi="http://schemas.microsoft.com/office/word/2010/wordprocessingInk" xmlns:wne="http://schemas.microsoft.com/office/word/2006/wordml" xmlns:wps="http://schemas.microsoft.com/office/word/2010/wordprocessingShape" mc:Ignorable="w14 w15 w16se wp14">
+<w:ftr xmlns:wpc="http://schemas.microsoft.com/office/word/2010/wordprocessingCanvas" xmlns:cx="http://schemas.microsoft.com/office/drawing/2014/chartex" xmlns:cx1="http://schemas.microsoft.com/office/drawing/2015/9/8/chartex" xmlns:cx2="http://schemas.microsoft.com/office/drawing/2015/10/21/chartex" xmlns:cx3="http://schemas.microsoft.com/office/drawing/2016/5/9/chartex" xmlns:cx4="http://schemas.microsoft.com/office/drawing/2016/5/10/chartex" xmlns:cx5="http://schemas.microsoft.com/office/drawing/2016/5/11/chartex" xmlns:cx6="http://schemas.microsoft.com/office/drawing/2016/5/12/chartex" xmlns:cx7="http://schemas.microsoft.com/office/drawing/2016/5/13/chartex" xmlns:cx8="http://schemas.microsoft.com/office/drawing/2016/5/14/chartex" xmlns:mc="http://schemas.openxmlformats.org/markup-compatibility/2006" xmlns:aink="http://schemas.microsoft.com/office/drawing/2016/ink" xmlns:am3d="http://schemas.microsoft.com/office/drawing/2017/model3d" xmlns:o="urn:schemas-microsoft-com:office:office" xmlns:oel="http://schemas.microsoft.com/office/2019/extlst" xmlns:r="http://schemas.openxmlformats.org/officeDocument/2006/relationships" xmlns:m="http://schemas.openxmlformats.org/officeDocument/2006/math" xmlns:v="urn:schemas-microsoft-com:vml" xmlns:wp14="http://schemas.microsoft.com/office/word/2010/wordprocessingDrawing" xmlns:wp="http://schemas.openxmlformats.org/drawingml/2006/wordprocessingDrawing" xmlns:w10="urn:schemas-microsoft-com:office:word" xmlns:w="http://schemas.openxmlformats.org/wordprocessingml/2006/main" xmlns:w14="http://schemas.microsoft.com/office/word/2010/wordml" xmlns:w15="http://schemas.microsoft.com/office/word/2012/wordml" xmlns:w16cex="http://schemas.microsoft.com/office/word/2018/wordml/cex" xmlns:w16cid="http://schemas.microsoft.com/office/word/2016/wordml/cid" xmlns:w16="http://schemas.microsoft.com/office/word/2018/wordml" xmlns:w16du="http://schemas.microsoft.com/office/word/2023/wordml/word16du" xmlns:w16sdtdh="http://schemas.microsoft.com/office/word/2020/wordml/sdtdatahash" xmlns:w16sdtfl="http://schemas.microsoft.com/office/word/2024/wordml/sdtformatlock" xmlns:w16se="http://schemas.microsoft.com/office/word/2015/wordml/symex" xmlns:wpg="http://schemas.microsoft.com/office/word/2010/wordprocessingGroup" xmlns:wpi="http://schemas.microsoft.com/office/word/2010/wordprocessingInk" xmlns:wne="http://schemas.microsoft.com/office/word/2006/wordml" xmlns:wps="http://schemas.microsoft.com/office/word/2010/wordprocessingShape" mc:Ignorable="w14 w15 w16se w16cid w16 w16cex w16sdtdh w16sdtfl w16du wp14">
   <w:p>
     <w:pPr>
-      <w:pStyle w:val="Piedepgina"/>
+      <w:pStyle w:val="Footer"/>
     </w:pPr>
   </w:p>
 </w:ftr>
 </file>
 
 <file path=word/footer3.xml><?xml version="1.0" encoding="utf-8"?>
-<w:ftr xmlns:wpc="http://schemas.microsoft.com/office/word/2010/wordprocessingCanvas" xmlns:cx="http://schemas.microsoft.com/office/drawing/2014/chartex" xmlns:mc="http://schemas.openxmlformats.org/markup-compatibility/2006" xmlns:o="urn:schemas-microsoft-com:office:office" xmlns:r="http://schemas.openxmlformats.org/officeDocument/2006/relationships" xmlns:m="http://schemas.openxmlformats.org/officeDocument/2006/math" xmlns:v="urn:schemas-microsoft-com:vml" xmlns:wp14="http://schemas.microsoft.com/office/word/2010/wordprocessingDrawing" xmlns:wp="http://schemas.openxmlformats.org/drawingml/2006/wordprocessingDrawing" xmlns:w10="urn:schemas-microsoft-com:office:word" xmlns:w="http://schemas.openxmlformats.org/wordprocessingml/2006/main" xmlns:w14="http://schemas.microsoft.com/office/word/2010/wordml" xmlns:w15="http://schemas.microsoft.com/office/word/2012/wordml" xmlns:w16se="http://schemas.microsoft.com/office/word/2015/wordml/symex" xmlns:wpg="http://schemas.microsoft.com/office/word/2010/wordprocessingGroup" xmlns:wpi="http://schemas.microsoft.com/office/word/2010/wordprocessingInk" xmlns:wne="http://schemas.microsoft.com/office/word/2006/wordml" xmlns:wps="http://schemas.microsoft.com/office/word/2010/wordprocessingShape" mc:Ignorable="w14 w15 w16se wp14">
+<w:ftr xmlns:wpc="http://schemas.microsoft.com/office/word/2010/wordprocessingCanvas" xmlns:cx="http://schemas.microsoft.com/office/drawing/2014/chartex" xmlns:cx1="http://schemas.microsoft.com/office/drawing/2015/9/8/chartex" xmlns:cx2="http://schemas.microsoft.com/office/drawing/2015/10/21/chartex" xmlns:cx3="http://schemas.microsoft.com/office/drawing/2016/5/9/chartex" xmlns:cx4="http://schemas.microsoft.com/office/drawing/2016/5/10/chartex" xmlns:cx5="http://schemas.microsoft.com/office/drawing/2016/5/11/chartex" xmlns:cx6="http://schemas.microsoft.com/office/drawing/2016/5/12/chartex" xmlns:cx7="http://schemas.microsoft.com/office/drawing/2016/5/13/chartex" xmlns:cx8="http://schemas.microsoft.com/office/drawing/2016/5/14/chartex" xmlns:mc="http://schemas.openxmlformats.org/markup-compatibility/2006" xmlns:aink="http://schemas.microsoft.com/office/drawing/2016/ink" xmlns:am3d="http://schemas.microsoft.com/office/drawing/2017/model3d" xmlns:o="urn:schemas-microsoft-com:office:office" xmlns:oel="http://schemas.microsoft.com/office/2019/extlst" xmlns:r="http://schemas.openxmlformats.org/officeDocument/2006/relationships" xmlns:m="http://schemas.openxmlformats.org/officeDocument/2006/math" xmlns:v="urn:schemas-microsoft-com:vml" xmlns:wp14="http://schemas.microsoft.com/office/word/2010/wordprocessingDrawing" xmlns:wp="http://schemas.openxmlformats.org/drawingml/2006/wordprocessingDrawing" xmlns:w10="urn:schemas-microsoft-com:office:word" xmlns:w="http://schemas.openxmlformats.org/wordprocessingml/2006/main" xmlns:w14="http://schemas.microsoft.com/office/word/2010/wordml" xmlns:w15="http://schemas.microsoft.com/office/word/2012/wordml" xmlns:w16cex="http://schemas.microsoft.com/office/word/2018/wordml/cex" xmlns:w16cid="http://schemas.microsoft.com/office/word/2016/wordml/cid" xmlns:w16="http://schemas.microsoft.com/office/word/2018/wordml" xmlns:w16du="http://schemas.microsoft.com/office/word/2023/wordml/word16du" xmlns:w16sdtdh="http://schemas.microsoft.com/office/word/2020/wordml/sdtdatahash" xmlns:w16sdtfl="http://schemas.microsoft.com/office/word/2024/wordml/sdtformatlock" xmlns:w16se="http://schemas.microsoft.com/office/word/2015/wordml/symex" xmlns:wpg="http://schemas.microsoft.com/office/word/2010/wordprocessingGroup" xmlns:wpi="http://schemas.microsoft.com/office/word/2010/wordprocessingInk" xmlns:wne="http://schemas.microsoft.com/office/word/2006/wordml" xmlns:wps="http://schemas.microsoft.com/office/word/2010/wordprocessingShape" mc:Ignorable="w14 w15 w16se w16cid w16 w16cex w16sdtdh w16sdtfl w16du wp14">
   <w:p>
     <w:pPr>
-      <w:pStyle w:val="Piedepgina"/>
+      <w:pStyle w:val="Footer"/>
     </w:pPr>
   </w:p>
 </w:ftr>
 </file>
 
 <file path=word/footnotes.xml><?xml version="1.0" encoding="utf-8"?>
-<w:footnotes xmlns:wpc="http://schemas.microsoft.com/office/word/2010/wordprocessingCanvas" xmlns:cx="http://schemas.microsoft.com/office/drawing/2014/chartex" xmlns:mc="http://schemas.openxmlformats.org/markup-compatibility/2006" xmlns:o="urn:schemas-microsoft-com:office:office" xmlns:r="http://schemas.openxmlformats.org/officeDocument/2006/relationships" xmlns:m="http://schemas.openxmlformats.org/officeDocument/2006/math" xmlns:v="urn:schemas-microsoft-com:vml" xmlns:wp14="http://schemas.microsoft.com/office/word/2010/wordprocessingDrawing" xmlns:wp="http://schemas.openxmlformats.org/drawingml/2006/wordprocessingDrawing" xmlns:w10="urn:schemas-microsoft-com:office:word" xmlns:w="http://schemas.openxmlformats.org/wordprocessingml/2006/main" xmlns:w14="http://schemas.microsoft.com/office/word/2010/wordml" xmlns:w15="http://schemas.microsoft.com/office/word/2012/wordml" xmlns:w16se="http://schemas.microsoft.com/office/word/2015/wordml/symex" xmlns:wpg="http://schemas.microsoft.com/office/word/2010/wordprocessingGroup" xmlns:wpi="http://schemas.microsoft.com/office/word/2010/wordprocessingInk" xmlns:wne="http://schemas.microsoft.com/office/word/2006/wordml" xmlns:wps="http://schemas.microsoft.com/office/word/2010/wordprocessingShape" mc:Ignorable="w14 w15 w16se wp14">
+<w:footnotes xmlns:wpc="http://schemas.microsoft.com/office/word/2010/wordprocessingCanvas" xmlns:cx="http://schemas.microsoft.com/office/drawing/2014/chartex" xmlns:cx1="http://schemas.microsoft.com/office/drawing/2015/9/8/chartex" xmlns:cx2="http://schemas.microsoft.com/office/drawing/2015/10/21/chartex" xmlns:cx3="http://schemas.microsoft.com/office/drawing/2016/5/9/chartex" xmlns:cx4="http://schemas.microsoft.com/office/drawing/2016/5/10/chartex" xmlns:cx5="http://schemas.microsoft.com/office/drawing/2016/5/11/chartex" xmlns:cx6="http://schemas.microsoft.com/office/drawing/2016/5/12/chartex" xmlns:cx7="http://schemas.microsoft.com/office/drawing/2016/5/13/chartex" xmlns:cx8="http://schemas.microsoft.com/office/drawing/2016/5/14/chartex" xmlns:mc="http://schemas.openxmlformats.org/markup-compatibility/2006" xmlns:aink="http://schemas.microsoft.com/office/drawing/2016/ink" xmlns:am3d="http://schemas.microsoft.com/office/drawing/2017/model3d" xmlns:o="urn:schemas-microsoft-com:office:office" xmlns:oel="http://schemas.microsoft.com/office/2019/extlst" xmlns:r="http://schemas.openxmlformats.org/officeDocument/2006/relationships" xmlns:m="http://schemas.openxmlformats.org/officeDocument/2006/math" xmlns:v="urn:schemas-microsoft-com:vml" xmlns:wp14="http://schemas.microsoft.com/office/word/2010/wordprocessingDrawing" xmlns:wp="http://schemas.openxmlformats.org/drawingml/2006/wordprocessingDrawing" xmlns:w10="urn:schemas-microsoft-com:office:word" xmlns:w="http://schemas.openxmlformats.org/wordprocessingml/2006/main" xmlns:w14="http://schemas.microsoft.com/office/word/2010/wordml" xmlns:w15="http://schemas.microsoft.com/office/word/2012/wordml" xmlns:w16cex="http://schemas.microsoft.com/office/word/2018/wordml/cex" xmlns:w16cid="http://schemas.microsoft.com/office/word/2016/wordml/cid" xmlns:w16="http://schemas.microsoft.com/office/word/2018/wordml" xmlns:w16du="http://schemas.microsoft.com/office/word/2023/wordml/word16du" xmlns:w16sdtdh="http://schemas.microsoft.com/office/word/2020/wordml/sdtdatahash" xmlns:w16sdtfl="http://schemas.microsoft.com/office/word/2024/wordml/sdtformatlock" xmlns:w16se="http://schemas.microsoft.com/office/word/2015/wordml/symex" xmlns:wpg="http://schemas.microsoft.com/office/word/2010/wordprocessingGroup" xmlns:wpi="http://schemas.microsoft.com/office/word/2010/wordprocessingInk" xmlns:wne="http://schemas.microsoft.com/office/word/2006/wordml" xmlns:wps="http://schemas.microsoft.com/office/word/2010/wordprocessingShape" mc:Ignorable="w14 w15 w16se w16cid w16 w16cex w16sdtdh w16sdtfl w16du wp14">
   <w:footnote w:type="separator" w:id="-1">
     <w:p>
       <w:pPr>
@@ -1344,37 +1288,37 @@
 </file>
 
 <file path=word/header1.xml><?xml version="1.0" encoding="utf-8"?>
-<w:hdr xmlns:wpc="http://schemas.microsoft.com/office/word/2010/wordprocessingCanvas" xmlns:cx="http://schemas.microsoft.com/office/drawing/2014/chartex" xmlns:mc="http://schemas.openxmlformats.org/markup-compatibility/2006" xmlns:o="urn:schemas-microsoft-com:office:office" xmlns:r="http://schemas.openxmlformats.org/officeDocument/2006/relationships" xmlns:m="http://schemas.openxmlformats.org/officeDocument/2006/math" xmlns:v="urn:schemas-microsoft-com:vml" xmlns:wp14="http://schemas.microsoft.com/office/word/2010/wordprocessingDrawing" xmlns:wp="http://schemas.openxmlformats.org/drawingml/2006/wordprocessingDrawing" xmlns:w10="urn:schemas-microsoft-com:office:word" xmlns:w="http://schemas.openxmlformats.org/wordprocessingml/2006/main" xmlns:w14="http://schemas.microsoft.com/office/word/2010/wordml" xmlns:w15="http://schemas.microsoft.com/office/word/2012/wordml" xmlns:w16se="http://schemas.microsoft.com/office/word/2015/wordml/symex" xmlns:wpg="http://schemas.microsoft.com/office/word/2010/wordprocessingGroup" xmlns:wpi="http://schemas.microsoft.com/office/word/2010/wordprocessingInk" xmlns:wne="http://schemas.microsoft.com/office/word/2006/wordml" xmlns:wps="http://schemas.microsoft.com/office/word/2010/wordprocessingShape" mc:Ignorable="w14 w15 w16se wp14">
+<w:hdr xmlns:wpc="http://schemas.microsoft.com/office/word/2010/wordprocessingCanvas" xmlns:cx="http://schemas.microsoft.com/office/drawing/2014/chartex" xmlns:cx1="http://schemas.microsoft.com/office/drawing/2015/9/8/chartex" xmlns:cx2="http://schemas.microsoft.com/office/drawing/2015/10/21/chartex" xmlns:cx3="http://schemas.microsoft.com/office/drawing/2016/5/9/chartex" xmlns:cx4="http://schemas.microsoft.com/office/drawing/2016/5/10/chartex" xmlns:cx5="http://schemas.microsoft.com/office/drawing/2016/5/11/chartex" xmlns:cx6="http://schemas.microsoft.com/office/drawing/2016/5/12/chartex" xmlns:cx7="http://schemas.microsoft.com/office/drawing/2016/5/13/chartex" xmlns:cx8="http://schemas.microsoft.com/office/drawing/2016/5/14/chartex" xmlns:mc="http://schemas.openxmlformats.org/markup-compatibility/2006" xmlns:aink="http://schemas.microsoft.com/office/drawing/2016/ink" xmlns:am3d="http://schemas.microsoft.com/office/drawing/2017/model3d" xmlns:o="urn:schemas-microsoft-com:office:office" xmlns:oel="http://schemas.microsoft.com/office/2019/extlst" xmlns:r="http://schemas.openxmlformats.org/officeDocument/2006/relationships" xmlns:m="http://schemas.openxmlformats.org/officeDocument/2006/math" xmlns:v="urn:schemas-microsoft-com:vml" xmlns:wp14="http://schemas.microsoft.com/office/word/2010/wordprocessingDrawing" xmlns:wp="http://schemas.openxmlformats.org/drawingml/2006/wordprocessingDrawing" xmlns:w10="urn:schemas-microsoft-com:office:word" xmlns:w="http://schemas.openxmlformats.org/wordprocessingml/2006/main" xmlns:w14="http://schemas.microsoft.com/office/word/2010/wordml" xmlns:w15="http://schemas.microsoft.com/office/word/2012/wordml" xmlns:w16cex="http://schemas.microsoft.com/office/word/2018/wordml/cex" xmlns:w16cid="http://schemas.microsoft.com/office/word/2016/wordml/cid" xmlns:w16="http://schemas.microsoft.com/office/word/2018/wordml" xmlns:w16du="http://schemas.microsoft.com/office/word/2023/wordml/word16du" xmlns:w16sdtdh="http://schemas.microsoft.com/office/word/2020/wordml/sdtdatahash" xmlns:w16sdtfl="http://schemas.microsoft.com/office/word/2024/wordml/sdtformatlock" xmlns:w16se="http://schemas.microsoft.com/office/word/2015/wordml/symex" xmlns:wpg="http://schemas.microsoft.com/office/word/2010/wordprocessingGroup" xmlns:wpi="http://schemas.microsoft.com/office/word/2010/wordprocessingInk" xmlns:wne="http://schemas.microsoft.com/office/word/2006/wordml" xmlns:wps="http://schemas.microsoft.com/office/word/2010/wordprocessingShape" mc:Ignorable="w14 w15 w16se w16cid w16 w16cex w16sdtdh w16sdtfl w16du wp14">
   <w:p>
     <w:pPr>
-      <w:pStyle w:val="Encabezado"/>
+      <w:pStyle w:val="Header"/>
     </w:pPr>
   </w:p>
 </w:hdr>
 </file>
 
 <file path=word/header2.xml><?xml version="1.0" encoding="utf-8"?>
-<w:hdr xmlns:wpc="http://schemas.microsoft.com/office/word/2010/wordprocessingCanvas" xmlns:cx="http://schemas.microsoft.com/office/drawing/2014/chartex" xmlns:mc="http://schemas.openxmlformats.org/markup-compatibility/2006" xmlns:o="urn:schemas-microsoft-com:office:office" xmlns:r="http://schemas.openxmlformats.org/officeDocument/2006/relationships" xmlns:m="http://schemas.openxmlformats.org/officeDocument/2006/math" xmlns:v="urn:schemas-microsoft-com:vml" xmlns:wp14="http://schemas.microsoft.com/office/word/2010/wordprocessingDrawing" xmlns:wp="http://schemas.openxmlformats.org/drawingml/2006/wordprocessingDrawing" xmlns:w10="urn:schemas-microsoft-com:office:word" xmlns:w="http://schemas.openxmlformats.org/wordprocessingml/2006/main" xmlns:w14="http://schemas.microsoft.com/office/word/2010/wordml" xmlns:w15="http://schemas.microsoft.com/office/word/2012/wordml" xmlns:w16se="http://schemas.microsoft.com/office/word/2015/wordml/symex" xmlns:wpg="http://schemas.microsoft.com/office/word/2010/wordprocessingGroup" xmlns:wpi="http://schemas.microsoft.com/office/word/2010/wordprocessingInk" xmlns:wne="http://schemas.microsoft.com/office/word/2006/wordml" xmlns:wps="http://schemas.microsoft.com/office/word/2010/wordprocessingShape" mc:Ignorable="w14 w15 w16se wp14">
+<w:hdr xmlns:wpc="http://schemas.microsoft.com/office/word/2010/wordprocessingCanvas" xmlns:cx="http://schemas.microsoft.com/office/drawing/2014/chartex" xmlns:cx1="http://schemas.microsoft.com/office/drawing/2015/9/8/chartex" xmlns:cx2="http://schemas.microsoft.com/office/drawing/2015/10/21/chartex" xmlns:cx3="http://schemas.microsoft.com/office/drawing/2016/5/9/chartex" xmlns:cx4="http://schemas.microsoft.com/office/drawing/2016/5/10/chartex" xmlns:cx5="http://schemas.microsoft.com/office/drawing/2016/5/11/chartex" xmlns:cx6="http://schemas.microsoft.com/office/drawing/2016/5/12/chartex" xmlns:cx7="http://schemas.microsoft.com/office/drawing/2016/5/13/chartex" xmlns:cx8="http://schemas.microsoft.com/office/drawing/2016/5/14/chartex" xmlns:mc="http://schemas.openxmlformats.org/markup-compatibility/2006" xmlns:aink="http://schemas.microsoft.com/office/drawing/2016/ink" xmlns:am3d="http://schemas.microsoft.com/office/drawing/2017/model3d" xmlns:o="urn:schemas-microsoft-com:office:office" xmlns:oel="http://schemas.microsoft.com/office/2019/extlst" xmlns:r="http://schemas.openxmlformats.org/officeDocument/2006/relationships" xmlns:m="http://schemas.openxmlformats.org/officeDocument/2006/math" xmlns:v="urn:schemas-microsoft-com:vml" xmlns:wp14="http://schemas.microsoft.com/office/word/2010/wordprocessingDrawing" xmlns:wp="http://schemas.openxmlformats.org/drawingml/2006/wordprocessingDrawing" xmlns:w10="urn:schemas-microsoft-com:office:word" xmlns:w="http://schemas.openxmlformats.org/wordprocessingml/2006/main" xmlns:w14="http://schemas.microsoft.com/office/word/2010/wordml" xmlns:w15="http://schemas.microsoft.com/office/word/2012/wordml" xmlns:w16cex="http://schemas.microsoft.com/office/word/2018/wordml/cex" xmlns:w16cid="http://schemas.microsoft.com/office/word/2016/wordml/cid" xmlns:w16="http://schemas.microsoft.com/office/word/2018/wordml" xmlns:w16du="http://schemas.microsoft.com/office/word/2023/wordml/word16du" xmlns:w16sdtdh="http://schemas.microsoft.com/office/word/2020/wordml/sdtdatahash" xmlns:w16sdtfl="http://schemas.microsoft.com/office/word/2024/wordml/sdtformatlock" xmlns:w16se="http://schemas.microsoft.com/office/word/2015/wordml/symex" xmlns:wpg="http://schemas.microsoft.com/office/word/2010/wordprocessingGroup" xmlns:wpi="http://schemas.microsoft.com/office/word/2010/wordprocessingInk" xmlns:wne="http://schemas.microsoft.com/office/word/2006/wordml" xmlns:wps="http://schemas.microsoft.com/office/word/2010/wordprocessingShape" mc:Ignorable="w14 w15 w16se w16cid w16 w16cex w16sdtdh w16sdtfl w16du wp14">
   <w:p>
     <w:pPr>
-      <w:pStyle w:val="Encabezado"/>
+      <w:pStyle w:val="Header"/>
     </w:pPr>
   </w:p>
 </w:hdr>
 </file>
 
 <file path=word/header3.xml><?xml version="1.0" encoding="utf-8"?>
-<w:hdr xmlns:wpc="http://schemas.microsoft.com/office/word/2010/wordprocessingCanvas" xmlns:cx="http://schemas.microsoft.com/office/drawing/2014/chartex" xmlns:mc="http://schemas.openxmlformats.org/markup-compatibility/2006" xmlns:o="urn:schemas-microsoft-com:office:office" xmlns:r="http://schemas.openxmlformats.org/officeDocument/2006/relationships" xmlns:m="http://schemas.openxmlformats.org/officeDocument/2006/math" xmlns:v="urn:schemas-microsoft-com:vml" xmlns:wp14="http://schemas.microsoft.com/office/word/2010/wordprocessingDrawing" xmlns:wp="http://schemas.openxmlformats.org/drawingml/2006/wordprocessingDrawing" xmlns:w10="urn:schemas-microsoft-com:office:word" xmlns:w="http://schemas.openxmlformats.org/wordprocessingml/2006/main" xmlns:w14="http://schemas.microsoft.com/office/word/2010/wordml" xmlns:w15="http://schemas.microsoft.com/office/word/2012/wordml" xmlns:w16se="http://schemas.microsoft.com/office/word/2015/wordml/symex" xmlns:wpg="http://schemas.microsoft.com/office/word/2010/wordprocessingGroup" xmlns:wpi="http://schemas.microsoft.com/office/word/2010/wordprocessingInk" xmlns:wne="http://schemas.microsoft.com/office/word/2006/wordml" xmlns:wps="http://schemas.microsoft.com/office/word/2010/wordprocessingShape" mc:Ignorable="w14 w15 w16se wp14">
+<w:hdr xmlns:wpc="http://schemas.microsoft.com/office/word/2010/wordprocessingCanvas" xmlns:cx="http://schemas.microsoft.com/office/drawing/2014/chartex" xmlns:cx1="http://schemas.microsoft.com/office/drawing/2015/9/8/chartex" xmlns:cx2="http://schemas.microsoft.com/office/drawing/2015/10/21/chartex" xmlns:cx3="http://schemas.microsoft.com/office/drawing/2016/5/9/chartex" xmlns:cx4="http://schemas.microsoft.com/office/drawing/2016/5/10/chartex" xmlns:cx5="http://schemas.microsoft.com/office/drawing/2016/5/11/chartex" xmlns:cx6="http://schemas.microsoft.com/office/drawing/2016/5/12/chartex" xmlns:cx7="http://schemas.microsoft.com/office/drawing/2016/5/13/chartex" xmlns:cx8="http://schemas.microsoft.com/office/drawing/2016/5/14/chartex" xmlns:mc="http://schemas.openxmlformats.org/markup-compatibility/2006" xmlns:aink="http://schemas.microsoft.com/office/drawing/2016/ink" xmlns:am3d="http://schemas.microsoft.com/office/drawing/2017/model3d" xmlns:o="urn:schemas-microsoft-com:office:office" xmlns:oel="http://schemas.microsoft.com/office/2019/extlst" xmlns:r="http://schemas.openxmlformats.org/officeDocument/2006/relationships" xmlns:m="http://schemas.openxmlformats.org/officeDocument/2006/math" xmlns:v="urn:schemas-microsoft-com:vml" xmlns:wp14="http://schemas.microsoft.com/office/word/2010/wordprocessingDrawing" xmlns:wp="http://schemas.openxmlformats.org/drawingml/2006/wordprocessingDrawing" xmlns:w10="urn:schemas-microsoft-com:office:word" xmlns:w="http://schemas.openxmlformats.org/wordprocessingml/2006/main" xmlns:w14="http://schemas.microsoft.com/office/word/2010/wordml" xmlns:w15="http://schemas.microsoft.com/office/word/2012/wordml" xmlns:w16cex="http://schemas.microsoft.com/office/word/2018/wordml/cex" xmlns:w16cid="http://schemas.microsoft.com/office/word/2016/wordml/cid" xmlns:w16="http://schemas.microsoft.com/office/word/2018/wordml" xmlns:w16du="http://schemas.microsoft.com/office/word/2023/wordml/word16du" xmlns:w16sdtdh="http://schemas.microsoft.com/office/word/2020/wordml/sdtdatahash" xmlns:w16sdtfl="http://schemas.microsoft.com/office/word/2024/wordml/sdtformatlock" xmlns:w16se="http://schemas.microsoft.com/office/word/2015/wordml/symex" xmlns:wpg="http://schemas.microsoft.com/office/word/2010/wordprocessingGroup" xmlns:wpi="http://schemas.microsoft.com/office/word/2010/wordprocessingInk" xmlns:wne="http://schemas.microsoft.com/office/word/2006/wordml" xmlns:wps="http://schemas.microsoft.com/office/word/2010/wordprocessingShape" mc:Ignorable="w14 w15 w16se w16cid w16 w16cex w16sdtdh w16sdtfl w16du wp14">
   <w:p>
     <w:pPr>
-      <w:pStyle w:val="Encabezado"/>
+      <w:pStyle w:val="Header"/>
     </w:pPr>
   </w:p>
 </w:hdr>
 </file>
 
 <file path=word/numbering.xml><?xml version="1.0" encoding="utf-8"?>
-<w:numbering xmlns:wpc="http://schemas.microsoft.com/office/word/2010/wordprocessingCanvas" xmlns:cx="http://schemas.microsoft.com/office/drawing/2014/chartex" xmlns:mc="http://schemas.openxmlformats.org/markup-compatibility/2006" xmlns:o="urn:schemas-microsoft-com:office:office" xmlns:r="http://schemas.openxmlformats.org/officeDocument/2006/relationships" xmlns:m="http://schemas.openxmlformats.org/officeDocument/2006/math" xmlns:v="urn:schemas-microsoft-com:vml" xmlns:wp14="http://schemas.microsoft.com/office/word/2010/wordprocessingDrawing" xmlns:wp="http://schemas.openxmlformats.org/drawingml/2006/wordprocessingDrawing" xmlns:w10="urn:schemas-microsoft-com:office:word" xmlns:w="http://schemas.openxmlformats.org/wordprocessingml/2006/main" xmlns:w14="http://schemas.microsoft.com/office/word/2010/wordml" xmlns:w15="http://schemas.microsoft.com/office/word/2012/wordml" xmlns:w16se="http://schemas.microsoft.com/office/word/2015/wordml/symex" xmlns:wpg="http://schemas.microsoft.com/office/word/2010/wordprocessingGroup" xmlns:wpi="http://schemas.microsoft.com/office/word/2010/wordprocessingInk" xmlns:wne="http://schemas.microsoft.com/office/word/2006/wordml" xmlns:wps="http://schemas.microsoft.com/office/word/2010/wordprocessingShape" mc:Ignorable="w14 w15 w16se wp14">
+<w:numbering xmlns:wpc="http://schemas.microsoft.com/office/word/2010/wordprocessingCanvas" xmlns:cx="http://schemas.microsoft.com/office/drawing/2014/chartex" xmlns:cx1="http://schemas.microsoft.com/office/drawing/2015/9/8/chartex" xmlns:cx2="http://schemas.microsoft.com/office/drawing/2015/10/21/chartex" xmlns:cx3="http://schemas.microsoft.com/office/drawing/2016/5/9/chartex" xmlns:cx4="http://schemas.microsoft.com/office/drawing/2016/5/10/chartex" xmlns:cx5="http://schemas.microsoft.com/office/drawing/2016/5/11/chartex" xmlns:cx6="http://schemas.microsoft.com/office/drawing/2016/5/12/chartex" xmlns:cx7="http://schemas.microsoft.com/office/drawing/2016/5/13/chartex" xmlns:cx8="http://schemas.microsoft.com/office/drawing/2016/5/14/chartex" xmlns:mc="http://schemas.openxmlformats.org/markup-compatibility/2006" xmlns:aink="http://schemas.microsoft.com/office/drawing/2016/ink" xmlns:am3d="http://schemas.microsoft.com/office/drawing/2017/model3d" xmlns:o="urn:schemas-microsoft-com:office:office" xmlns:oel="http://schemas.microsoft.com/office/2019/extlst" xmlns:r="http://schemas.openxmlformats.org/officeDocument/2006/relationships" xmlns:m="http://schemas.openxmlformats.org/officeDocument/2006/math" xmlns:v="urn:schemas-microsoft-com:vml" xmlns:wp14="http://schemas.microsoft.com/office/word/2010/wordprocessingDrawing" xmlns:wp="http://schemas.openxmlformats.org/drawingml/2006/wordprocessingDrawing" xmlns:w10="urn:schemas-microsoft-com:office:word" xmlns:w="http://schemas.openxmlformats.org/wordprocessingml/2006/main" xmlns:w14="http://schemas.microsoft.com/office/word/2010/wordml" xmlns:w15="http://schemas.microsoft.com/office/word/2012/wordml" xmlns:w16cex="http://schemas.microsoft.com/office/word/2018/wordml/cex" xmlns:w16cid="http://schemas.microsoft.com/office/word/2016/wordml/cid" xmlns:w16="http://schemas.microsoft.com/office/word/2018/wordml" xmlns:w16du="http://schemas.microsoft.com/office/word/2023/wordml/word16du" xmlns:w16sdtdh="http://schemas.microsoft.com/office/word/2020/wordml/sdtdatahash" xmlns:w16sdtfl="http://schemas.microsoft.com/office/word/2024/wordml/sdtformatlock" xmlns:w16se="http://schemas.microsoft.com/office/word/2015/wordml/symex" xmlns:wpg="http://schemas.microsoft.com/office/word/2010/wordprocessingGroup" xmlns:wpi="http://schemas.microsoft.com/office/word/2010/wordprocessingInk" xmlns:wne="http://schemas.microsoft.com/office/word/2006/wordml" xmlns:wps="http://schemas.microsoft.com/office/word/2010/wordprocessingShape" mc:Ignorable="w14 w15 w16se w16cid w16 w16cex w16sdtdh w16sdtfl w16du wp14">
   <w:abstractNum w:abstractNumId="0" w15:restartNumberingAfterBreak="0">
     <w:nsid w:val="0DF4016D"/>
     <w:multiLevelType w:val="hybridMultilevel"/>
@@ -2158,38 +2102,38 @@
       </w:pPr>
     </w:lvl>
   </w:abstractNum>
-  <w:num w:numId="1">
+  <w:num w:numId="1" w16cid:durableId="1549997428">
     <w:abstractNumId w:val="0"/>
   </w:num>
-  <w:num w:numId="2">
+  <w:num w:numId="2" w16cid:durableId="244923337">
     <w:abstractNumId w:val="1"/>
   </w:num>
-  <w:num w:numId="3">
+  <w:num w:numId="3" w16cid:durableId="1265114625">
     <w:abstractNumId w:val="6"/>
   </w:num>
-  <w:num w:numId="4">
+  <w:num w:numId="4" w16cid:durableId="757753839">
     <w:abstractNumId w:val="3"/>
   </w:num>
-  <w:num w:numId="5">
+  <w:num w:numId="5" w16cid:durableId="27410799">
     <w:abstractNumId w:val="4"/>
   </w:num>
-  <w:num w:numId="6">
+  <w:num w:numId="6" w16cid:durableId="770977166">
     <w:abstractNumId w:val="7"/>
   </w:num>
-  <w:num w:numId="7">
+  <w:num w:numId="7" w16cid:durableId="1584339635">
     <w:abstractNumId w:val="5"/>
   </w:num>
-  <w:num w:numId="8">
+  <w:num w:numId="8" w16cid:durableId="51390703">
     <w:abstractNumId w:val="2"/>
   </w:num>
-  <w:num w:numId="9">
+  <w:num w:numId="9" w16cid:durableId="1674720901">
     <w:abstractNumId w:val="8"/>
   </w:num>
 </w:numbering>
 </file>
 
 <file path=word/styles.xml><?xml version="1.0" encoding="utf-8"?>
-<w:styles xmlns:mc="http://schemas.openxmlformats.org/markup-compatibility/2006" xmlns:r="http://schemas.openxmlformats.org/officeDocument/2006/relationships" xmlns:w="http://schemas.openxmlformats.org/wordprocessingml/2006/main" xmlns:w14="http://schemas.microsoft.com/office/word/2010/wordml" xmlns:w15="http://schemas.microsoft.com/office/word/2012/wordml" xmlns:w16se="http://schemas.microsoft.com/office/word/2015/wordml/symex" mc:Ignorable="w14 w15 w16se">
+<w:styles xmlns:mc="http://schemas.openxmlformats.org/markup-compatibility/2006" xmlns:r="http://schemas.openxmlformats.org/officeDocument/2006/relationships" xmlns:w="http://schemas.openxmlformats.org/wordprocessingml/2006/main" xmlns:w14="http://schemas.microsoft.com/office/word/2010/wordml" xmlns:w15="http://schemas.microsoft.com/office/word/2012/wordml" xmlns:w16cex="http://schemas.microsoft.com/office/word/2018/wordml/cex" xmlns:w16cid="http://schemas.microsoft.com/office/word/2016/wordml/cid" xmlns:w16="http://schemas.microsoft.com/office/word/2018/wordml" xmlns:w16du="http://schemas.microsoft.com/office/word/2023/wordml/word16du" xmlns:w16sdtdh="http://schemas.microsoft.com/office/word/2020/wordml/sdtdatahash" xmlns:w16sdtfl="http://schemas.microsoft.com/office/word/2024/wordml/sdtformatlock" xmlns:w16se="http://schemas.microsoft.com/office/word/2015/wordml/symex" mc:Ignorable="w14 w15 w16se w16cid w16 w16cex w16sdtdh w16sdtfl w16du">
   <w:docDefaults>
     <w:rPrDefault>
       <w:rPr>
@@ -2205,7 +2149,7 @@
       </w:pPr>
     </w:pPrDefault>
   </w:docDefaults>
-  <w:latentStyles w:defLockedState="0" w:defUIPriority="99" w:defSemiHidden="0" w:defUnhideWhenUsed="0" w:defQFormat="0" w:count="371">
+  <w:latentStyles w:defLockedState="0" w:defUIPriority="99" w:defSemiHidden="0" w:defUnhideWhenUsed="0" w:defQFormat="0" w:count="376">
     <w:lsdException w:name="Normal" w:uiPriority="0" w:qFormat="1"/>
     <w:lsdException w:name="heading 1" w:uiPriority="9" w:qFormat="1"/>
     <w:lsdException w:name="heading 2" w:semiHidden="1" w:uiPriority="9" w:unhideWhenUsed="1" w:qFormat="1"/>
@@ -2577,18 +2521,23 @@
     <w:lsdException w:name="List Table 5 Dark Accent 6" w:uiPriority="50"/>
     <w:lsdException w:name="List Table 6 Colorful Accent 6" w:uiPriority="51"/>
     <w:lsdException w:name="List Table 7 Colorful Accent 6" w:uiPriority="52"/>
+    <w:lsdException w:name="Mention" w:semiHidden="1" w:unhideWhenUsed="1"/>
+    <w:lsdException w:name="Smart Hyperlink" w:semiHidden="1" w:unhideWhenUsed="1"/>
+    <w:lsdException w:name="Hashtag" w:semiHidden="1" w:unhideWhenUsed="1"/>
+    <w:lsdException w:name="Unresolved Mention" w:semiHidden="1" w:unhideWhenUsed="1"/>
+    <w:lsdException w:name="Smart Link" w:semiHidden="1" w:unhideWhenUsed="1"/>
   </w:latentStyles>
   <w:style w:type="paragraph" w:default="1" w:styleId="Normal">
     <w:name w:val="Normal"/>
     <w:qFormat/>
   </w:style>
-  <w:style w:type="character" w:default="1" w:styleId="Fuentedeprrafopredeter">
+  <w:style w:type="character" w:default="1" w:styleId="DefaultParagraphFont">
     <w:name w:val="Default Paragraph Font"/>
     <w:uiPriority w:val="1"/>
     <w:semiHidden/>
     <w:unhideWhenUsed/>
   </w:style>
-  <w:style w:type="table" w:default="1" w:styleId="Tablanormal">
+  <w:style w:type="table" w:default="1" w:styleId="TableNormal">
     <w:name w:val="Normal Table"/>
     <w:uiPriority w:val="99"/>
     <w:semiHidden/>
@@ -2603,15 +2552,15 @@
       </w:tblCellMar>
     </w:tblPr>
   </w:style>
-  <w:style w:type="numbering" w:default="1" w:styleId="Sinlista">
+  <w:style w:type="numbering" w:default="1" w:styleId="NoList">
     <w:name w:val="No List"/>
     <w:uiPriority w:val="99"/>
     <w:semiHidden/>
     <w:unhideWhenUsed/>
   </w:style>
-  <w:style w:type="character" w:styleId="Textodelmarcadordeposicin">
+  <w:style w:type="character" w:styleId="PlaceholderText">
     <w:name w:val="Placeholder Text"/>
-    <w:basedOn w:val="Fuentedeprrafopredeter"/>
+    <w:basedOn w:val="DefaultParagraphFont"/>
     <w:uiPriority w:val="99"/>
     <w:semiHidden/>
     <w:rsid w:val="00937EDB"/>
@@ -2619,10 +2568,10 @@
       <w:color w:val="808080"/>
     </w:rPr>
   </w:style>
-  <w:style w:type="paragraph" w:styleId="Textodeglobo">
+  <w:style w:type="paragraph" w:styleId="BalloonText">
     <w:name w:val="Balloon Text"/>
     <w:basedOn w:val="Normal"/>
-    <w:link w:val="TextodegloboCar"/>
+    <w:link w:val="BalloonTextChar"/>
     <w:uiPriority w:val="99"/>
     <w:semiHidden/>
     <w:unhideWhenUsed/>
@@ -2636,10 +2585,10 @@
       <w:szCs w:val="16"/>
     </w:rPr>
   </w:style>
-  <w:style w:type="character" w:customStyle="1" w:styleId="TextodegloboCar">
-    <w:name w:val="Texto de globo Car"/>
-    <w:basedOn w:val="Fuentedeprrafopredeter"/>
-    <w:link w:val="Textodeglobo"/>
+  <w:style w:type="character" w:customStyle="1" w:styleId="BalloonTextChar">
+    <w:name w:val="Balloon Text Char"/>
+    <w:basedOn w:val="DefaultParagraphFont"/>
+    <w:link w:val="BalloonText"/>
     <w:uiPriority w:val="99"/>
     <w:semiHidden/>
     <w:rsid w:val="00937EDB"/>
@@ -2649,9 +2598,9 @@
       <w:szCs w:val="16"/>
     </w:rPr>
   </w:style>
-  <w:style w:type="table" w:styleId="Tablaconcuadrcula">
+  <w:style w:type="table" w:styleId="TableGrid">
     <w:name w:val="Table Grid"/>
-    <w:basedOn w:val="Tablanormal"/>
+    <w:basedOn w:val="TableNormal"/>
     <w:uiPriority w:val="59"/>
     <w:rsid w:val="00BF2E2D"/>
     <w:pPr>
@@ -2668,7 +2617,7 @@
       </w:tblBorders>
     </w:tblPr>
   </w:style>
-  <w:style w:type="paragraph" w:styleId="Prrafodelista">
+  <w:style w:type="paragraph" w:styleId="ListParagraph">
     <w:name w:val="List Paragraph"/>
     <w:basedOn w:val="Normal"/>
     <w:uiPriority w:val="34"/>
@@ -2679,10 +2628,10 @@
       <w:contextualSpacing/>
     </w:pPr>
   </w:style>
-  <w:style w:type="paragraph" w:styleId="Encabezado">
+  <w:style w:type="paragraph" w:styleId="Header">
     <w:name w:val="header"/>
     <w:basedOn w:val="Normal"/>
-    <w:link w:val="EncabezadoCar"/>
+    <w:link w:val="HeaderChar"/>
     <w:uiPriority w:val="99"/>
     <w:unhideWhenUsed/>
     <w:rsid w:val="00CE7BD1"/>
@@ -2694,17 +2643,17 @@
       <w:spacing w:after="0" w:line="240" w:lineRule="auto"/>
     </w:pPr>
   </w:style>
-  <w:style w:type="character" w:customStyle="1" w:styleId="EncabezadoCar">
-    <w:name w:val="Encabezado Car"/>
-    <w:basedOn w:val="Fuentedeprrafopredeter"/>
-    <w:link w:val="Encabezado"/>
+  <w:style w:type="character" w:customStyle="1" w:styleId="HeaderChar">
+    <w:name w:val="Header Char"/>
+    <w:basedOn w:val="DefaultParagraphFont"/>
+    <w:link w:val="Header"/>
     <w:uiPriority w:val="99"/>
     <w:rsid w:val="00CE7BD1"/>
   </w:style>
-  <w:style w:type="paragraph" w:styleId="Piedepgina">
+  <w:style w:type="paragraph" w:styleId="Footer">
     <w:name w:val="footer"/>
     <w:basedOn w:val="Normal"/>
-    <w:link w:val="PiedepginaCar"/>
+    <w:link w:val="FooterChar"/>
     <w:uiPriority w:val="99"/>
     <w:unhideWhenUsed/>
     <w:rsid w:val="00CE7BD1"/>
@@ -2716,10 +2665,10 @@
       <w:spacing w:after="0" w:line="240" w:lineRule="auto"/>
     </w:pPr>
   </w:style>
-  <w:style w:type="character" w:customStyle="1" w:styleId="PiedepginaCar">
-    <w:name w:val="Pie de página Car"/>
-    <w:basedOn w:val="Fuentedeprrafopredeter"/>
-    <w:link w:val="Piedepgina"/>
+  <w:style w:type="character" w:customStyle="1" w:styleId="FooterChar">
+    <w:name w:val="Footer Char"/>
+    <w:basedOn w:val="DefaultParagraphFont"/>
+    <w:link w:val="Footer"/>
     <w:uiPriority w:val="99"/>
     <w:rsid w:val="00CE7BD1"/>
   </w:style>
